--- a/manuscript/discovery_revision_20261027/Ethical_and_Legal_Declarations_DRAFT.docx
+++ b/manuscript/discovery_revision_20261027/Ethical_and_Legal_Declarations_DRAFT.docx
@@ -243,7 +243,7 @@
               <w:rPr>
                 <w:sz w:val="18"/>
               </w:rPr>
-              <w:t>OpenAI ChatGPT/Codex assisted with research and software development, source and reference checks, saved-result verification and aggregation, plotting code, manuscript drafting and language editing. Checks included exact trial-identifier matching, file SHA256 verification, independent recomputation of metrics from saved predictions, reproduction of participant-level statistics, and document and figure inspection. These checks were also AI-assisted. The scientific plots were rendered programmatically from recorded numerical results; generative image synthesis was not used. Experimental data and saved model predictions were retained unchanged. The author remains responsible for the content, interpretation and final approval of the submission.</w:t>
+              <w:t>OpenAI ChatGPT/Codex assisted with grammar and language revision, GitHub file organization and uploading, manuscript formatting, and verification of saved results. The assistance included analysis and plotting code, statistical reconstruction, and manuscript drafting and revision. Checks covered trial-identity matching, file checksums, recomputation of metrics from saved predictions, and consistency of tables, figures and references. These checks were also AI-assisted. Graphs were rendered programmatically from recorded numerical results; experimental data and saved predictions were retained unchanged. The author is responsible for the content, interpretation and final approval of the submission.</w:t>
             </w:r>
           </w:p>
         </w:tc>

--- a/manuscript/discovery_revision_20261027/Ethical_and_Legal_Declarations_DRAFT.docx
+++ b/manuscript/discovery_revision_20261027/Ethical_and_Legal_Declarations_DRAFT.docx
@@ -17,7 +17,7 @@
     </w:p>
     <w:p>
       <w:r>
-        <w:t>Spatial-filter refitting improves limited-label EEG decoding beyond classifier recalibration</w:t>
+        <w:t>Matched-label analysis identifies spatial refitting and alignment gains in motor-imagery EEG</w:t>
       </w:r>
     </w:p>
     <w:p>
@@ -101,7 +101,7 @@
               <w:rPr>
                 <w:sz w:val="18"/>
               </w:rPr>
-              <w:t>The author acknowledges the researchers who released the Kumar2024 EEG records and documentation.</w:t>
+              <w:t>The author acknowledges the researchers who released the Kumar2024 and BCI Competition IV 2a EEG records and documentation.</w:t>
             </w:r>
           </w:p>
         </w:tc>
@@ -135,7 +135,7 @@
               <w:rPr>
                 <w:sz w:val="18"/>
               </w:rPr>
-              <w:t>The present secondary analysis was exempt from additional ethical review under Article 32, item (1), of China's Measures for Ethical Review of Life Science and Medical Research Involving Human Participants (2023). It used lawfully obtained publicly available data, caused no harm to participants, and did not involve sensitive personal information or commercial interests. The original data collection reported University of Texas at Austin approval under protocol 2020-03-0073. The author had no access to identifying participant information and made no attempt to re-identify participants.</w:t>
+              <w:t>The present secondary analysis was exempt from additional ethical review under Article 32, item (1), of China's Measures for Ethical Review of Life Science and Medical Research Involving Human Participants (2023). It used lawfully obtained publicly available data, caused no harm to participants, and did not involve sensitive personal information or commercial interests. The original Kumar data collection reported University of Texas at Austin approval under protocol 2020-03-0073. The reviewed BNCI2014-001 source publication and dataset description did not supply a dataset-2a-specific committee, approval number or consent statement; their data-collection ethics details are not inferred from another dataset. The author had no access to identifying participant information and made no attempt to re-identify participants.</w:t>
             </w:r>
           </w:p>
         </w:tc>
@@ -169,7 +169,7 @@
               <w:rPr>
                 <w:sz w:val="18"/>
               </w:rPr>
-              <w:t>The original study reported written informed consent before data collection. The present study analyzed coded public records; no new participants were recruited or contacted and no additional consent was collected.</w:t>
+              <w:t>The original Kumar study reported written informed consent before data collection. No dataset-2a-specific consent statement was identified in the reviewed BNCI source documents. The present study analyzed coded public records; no new participants were recruited or contacted and no additional consent was collected.</w:t>
             </w:r>
           </w:p>
         </w:tc>
@@ -209,7 +209,7 @@
               <w:t>Pending actual author confirmation for this revision: The author has accepted responsibility for the entire content of this manuscript and approved its submission.</w:t>
               <w:br/>
               <w:br/>
-              <w:t>The earlier author approval of the 2026-10-16 version does not establish approval of the added V2/V3 results or this journal-specific revision.</w:t>
+              <w:t>The earlier author approval of the 2026-10-16 version does not establish approval of the added V2/V3 and external-replication results or this journal-specific revision.</w:t>
             </w:r>
           </w:p>
         </w:tc>
@@ -345,7 +345,7 @@
               <w:rPr>
                 <w:sz w:val="18"/>
               </w:rPr>
-              <w:t>The source dataset is publicly available as Kumar2024, NEMAR nm000177 version 1.0.5, https://doi.org/10.82901/nemar.nm000177.v1.0.5. Original component-analysis predictions and metadata remain in the previously versioned submission data package. The V3 saved predictions, metrics, text training histories and diagnostics are publicly archived at https://github.com/jackzhu119/few-shot-mi-eeg/tree/500831c086d9e1d1e8412cf8ebca5fb6a288db76/training_status/paper2-discovery-v3/result_exports/83cbdfdcfa541b3ab3addfc3 . This revision supplies the complete participant-level comparisons, figure datasets and saved-result reconstruction code. Original data rights and third-party licenses remain applicable.</w:t>
+              <w:t>The source dataset is publicly available as Kumar2024, NEMAR nm000177 version 1.0.5, https://doi.org/10.82901/nemar.nm000177.v1.0.5. BNCI2014-001 original MAT recordings are available through https://bnci-horizon-2020.eu/database/data-sets/001-2014/ under CC BY-ND 4.0; frozen NEMAR nm000139/v1.0.3 provenance supplies their exact byte hashes. This revision adds external trial identities, all four methods’ saved predictions, participant/run tables and fixed-protocol code. Original component-analysis predictions and metadata remain in the previously versioned submission data package. The V3 saved predictions, metrics, text training histories and diagnostics are publicly archived at https://github.com/jackzhu119/few-shot-mi-eeg/tree/500831c086d9e1d1e8412cf8ebca5fb6a288db76/training_status/paper2-discovery-v3/result_exports/83cbdfdcfa541b3ab3addfc3 . This revision supplies the complete participant-level comparisons, figure datasets and saved-result reconstruction code. Original data rights and third-party licenses remain applicable.</w:t>
             </w:r>
           </w:p>
         </w:tc>

--- a/manuscript/discovery_revision_20261027/Ethical_and_Legal_Declarations_DRAFT.docx
+++ b/manuscript/discovery_revision_20261027/Ethical_and_Legal_Declarations_DRAFT.docx
@@ -7,6 +7,9 @@
         <w:pStyle w:val="Title"/>
       </w:pPr>
       <w:r>
+        <w:rPr>
+          <w:color w:val="000000"/>
+        </w:rPr>
         <w:t>Ethical and legal declarations — author-review draft</w:t>
       </w:r>
     </w:p>
@@ -243,7 +246,7 @@
               <w:rPr>
                 <w:sz w:val="18"/>
               </w:rPr>
-              <w:t>OpenAI ChatGPT/Codex assisted with grammar and language revision, GitHub file organization and uploading, manuscript formatting, and verification of saved results. The assistance included analysis and plotting code, statistical reconstruction, and manuscript drafting and revision. Checks covered trial-identity matching, file checksums, recomputation of metrics from saved predictions, and consistency of tables, figures and references. These checks were also AI-assisted. Graphs were rendered programmatically from recorded numerical results; experimental data and saved predictions were retained unchanged. The author is responsible for the content, interpretation and final approval of the submission.</w:t>
+              <w:t xml:space="preserve">The author used OpenAI ChatGPT/Codex to assist with grammatical editing, pushing updates to GitHub, assembling and cross-checking project files, and revising code. The author is responsible for the content and interpretation of the manuscript.</w:t>
             </w:r>
           </w:p>
         </w:tc>
@@ -351,6 +354,9 @@
         </w:tc>
       </w:tr>
       <w:tr>
+        <w:trPr>
+          <w:cantSplit/>
+        </w:trPr>
         <w:tc>
           <w:tcPr>
             <w:tcW w:type="dxa" w:w="4320"/>
@@ -1120,9 +1126,6 @@
     <w:qFormat/>
     <w:rsid w:val="00FC693F"/>
     <w:pPr>
-      <w:pBdr>
-        <w:bottom w:val="single" w:sz="8" w:space="4" w:color="4F81BD" w:themeColor="accent1"/>
-      </w:pBdr>
       <w:spacing w:after="300" w:line="240" w:lineRule="auto"/>
       <w:contextualSpacing/>
     </w:pPr>
